--- a/docs/Le_Resume_Studio_Web_Mobile_Browser_Guide.docx
+++ b/docs/Le_Resume_Studio_Web_Mobile_Browser_Guide.docx
@@ -20,7 +20,7 @@
     </w:p>
     <w:p>
       <w:r>
-        <w:t>October 11 2026  |  Published app version 13</w:t>
+        <w:t>October 12 2026  |  Published app version 14</w:t>
       </w:r>
     </w:p>
     <w:p>
@@ -1028,6 +1028,25 @@
     </w:p>
     <w:p>
       <w:pPr>
+        <w:pStyle w:val="Heading1"/>
+        <w:pageBreakBefore/>
+      </w:pPr>
+      <w:r>
+        <w:t>Master resume upload troubleshooting</w:t>
+      </w:r>
+    </w:p>
+    <w:p>
+      <w:r>
+        <w:t>Use the native file picker with DOCX, text-based PDF or UTF-8 TXT. Limits are 10 MB, 30 PDF pages and 200,000 extracted characters. Convert older .doc files; remove PDF passwords; use a text copy for scans. Review every editable field and extracted text before Save, especially for columns, tables and unusual headings. No OCR or layout-perfect conversion is promised. Errors preserve the saved master. Cancel import preserves the preceding draft; Clear master removes it and prevents pending results from restoring it.</w:t>
+      </w:r>
+    </w:p>
+    <w:p>
+      <w:r>
+        <w:t>For PDF failures, check local vendor/pdfjs/pdf.mjs, pdf.worker.mjs and standard_fonts assets, module MIME types and worker policy. For DOCX, check vendor/jszip.min.js. Readers load on demand without uploading resume contents. Modern browser file pickers may show cloud providers; the selected file must be downloadable by the browser. If a reader is unsupported or blocked, use TXT or manual entry. Native Safari, Chrome, mobile and assistive-technology upload interactions require real-device checks.</w:t>
+      </w:r>
+    </w:p>
+    <w:p>
+      <w:pPr>
         <w:pStyle w:val="Heading2"/>
       </w:pPr>
       <w:r>
@@ -1916,7 +1935,7 @@
     </w:p>
     <w:p>
       <w:r>
-        <w:t>Automated evidence for the documented release is 100 passing tests for the app update, plus 12 passing accessibility checks after the final footer change. Actual device rendering, native save/share experiences, assistive technology, and uploads into the listed ATS systems remain unverified. Record results before advertising complete compatibility or accessibility conformance.</w:t>
+        <w:t>Automated evidence for this release is 107 passing tests, including upload, save, clear and real Word/PDF extraction checks. Actual device rendering, native save/share experiences, assistive technology, and uploads into the listed ATS systems remain unverified. Record results before advertising complete compatibility or accessibility conformance.</w:t>
       </w:r>
     </w:p>
     <w:tbl>
@@ -2441,7 +2460,7 @@
         <w:pStyle w:val="Heading2"/>
       </w:pPr>
       <w:r>
-        <w:t>Primary references reviewed October 11 2026</w:t>
+        <w:t>Primary references reviewed October 12 2026</w:t>
       </w:r>
     </w:p>
     <w:p>

--- a/docs/Le_Resume_Studio_Web_Mobile_Browser_Guide.docx
+++ b/docs/Le_Resume_Studio_Web_Mobile_Browser_Guide.docx
@@ -20,7 +20,7 @@
     </w:p>
     <w:p>
       <w:r>
-        <w:t>October 12 2026  |  Published app version 14</w:t>
+        <w:t>October 12 2026  |  Published app version 15</w:t>
       </w:r>
     </w:p>
     <w:p>
@@ -1702,7 +1702,7 @@
                 <w:color w:val="000000"/>
                 <w:sz w:val="21"/>
               </w:rPr>
-              <w:t>Prepare a new payload; check decode/validation and sessionStorage.</w:t>
+              <w:t>Prepare a fresh transfer; check sessionStorage inheritance, popup permissions, expiry and validation.</w:t>
             </w:r>
           </w:p>
         </w:tc>
@@ -1837,12 +1837,41 @@
     </w:p>
     <w:p>
       <w:r>
-        <w:t>The standalone download page receives only the selected document in a base64url fragment. It removes the fragment on receipt and retains a validated snapshot in that tab’s sessionStorage. It does not depend on shared localStorage with the embedded app. Clearing Saved versions resets app history and prepared links but does not erase a separate download tab’s snapshot or files already downloaded. Avoid sharing document transfer links as if they were the ordinary app link.</w:t>
+        <w:t>The standalone download page receives its selected snapshot from an inherited sessionStorage copy, using a one-use random token with a five-minute expiry. The URL contains no applicant content. The page removes the token and retains the snapshot in its own sessionStorage. Another browser session cannot retrieve a copied token. Popups and blocked session storage can prevent handoff; offer direct download instead. Clearing Saved versions resets app history and prepared links but does not erase a separate download tab’s snapshot or files already downloaded. Avoid sharing document transfer links as if they were the ordinary app link.</w:t>
       </w:r>
     </w:p>
     <w:p>
       <w:r>
         <w:t>Acceptance check: save an application, reload and confirm blank Sections 1 and 2, explicitly reopen history, clear it, and confirm zero after reopening. Test missing master recovery from local history, explicit master clearing, a second fresh browser profile, blocked storage, clipboard denial, and deletion in another open app tab.</w:t>
+      </w:r>
+    </w:p>
+    <w:p>
+      <w:pPr>
+        <w:pStyle w:val="Heading1"/>
+        <w:pageBreakBefore/>
+      </w:pPr>
+      <w:r>
+        <w:t>Password protection and private transfers</w:t>
+      </w:r>
+    </w:p>
+    <w:p>
+      <w:r>
+        <w:t>Privacy and password encrypts local saved data after the user chooses a passphrase. This requires HTTPS, Web Crypto and writable localStorage. A protected workspace starts blank and locked on a new load. Unlock requires the same passphrase; there is no cloud password reset. Check for denied storage, quota exhaustion and interrupted legacy-record deletion before declaring setup complete. Wrong passwords or modified ciphertext must never reveal data.</w:t>
+      </w:r>
+    </w:p>
+    <w:p>
+      <w:r>
+        <w:t>Lock must cancel stale imports and clear the workspace, editors, previews and prepared links while retaining the encrypted vault. Verify saved-version and master deletion by unlocking again. An unlocked download tab and files saved on the device remain separate copies; close or delete them separately. Different users should use separate browser profiles, or lock the protected workspace before sharing a device.</w:t>
+      </w:r>
+    </w:p>
+    <w:p>
+      <w:r>
+        <w:t>Private download handoff requires a new tab to inherit an independent copy of the opener’s sessionStorage. The URL contains only a random token. The parent removes its transfer record; the receiver consumes it within five minutes. A copied token in an unrelated session or a replay must fail. Check direct browser and embedded ChatGPT contexts, blocked popups, private browsing and Safari/mobile storage behavior. Direct save remains the fallback. No native-browser certification is claimed.</w:t>
+      </w:r>
+    </w:p>
+    <w:p>
+      <w:r>
+        <w:t>Both pages declare same-origin script and connection restrictions and no-referrer metadata. Keep vendors local and avoid adding analytics, upload endpoints or external scripts that could receive applicant content. Check browser consoles for blocked vendor behavior before extending the policy. Policy and real-device enforcement must be reviewed after deployment changes.</w:t>
       </w:r>
     </w:p>
     <w:p>
@@ -1935,7 +1964,7 @@
     </w:p>
     <w:p>
       <w:r>
-        <w:t>Automated evidence for this release is 107 passing tests, including upload, save, clear and real Word/PDF extraction checks. Actual device rendering, native save/share experiences, assistive technology, and uploads into the listed ATS systems remain unverified. Record results before advertising complete compatibility or accessibility conformance.</w:t>
+        <w:t>Automated evidence for this release is 119 passing tests, including upload, save, clear and real Word/PDF extraction checks. Actual device rendering, native save/share experiences, assistive technology, and uploads into the listed ATS systems remain unverified. Record results before advertising complete compatibility or accessibility conformance.</w:t>
       </w:r>
     </w:p>
     <w:tbl>

--- a/docs/Le_Resume_Studio_Web_Mobile_Browser_Guide.docx
+++ b/docs/Le_Resume_Studio_Web_Mobile_Browser_Guide.docx
@@ -20,7 +20,7 @@
     </w:p>
     <w:p>
       <w:r>
-        <w:t>October 12 2026  |  Published app version 15</w:t>
+        <w:t>October 12 2026  |  Published app version 16</w:t>
       </w:r>
     </w:p>
     <w:p>
@@ -1037,12 +1037,12 @@
     </w:p>
     <w:p>
       <w:r>
-        <w:t>Use the native file picker with DOCX, text-based PDF or UTF-8 TXT. Limits are 10 MB, 30 PDF pages and 200,000 extracted characters. Convert older .doc files; remove PDF passwords; use a text copy for scans. Review every editable field and extracted text before Save, especially for columns, tables and unusual headings. No OCR or layout-perfect conversion is promised. Errors preserve the saved master. Cancel import preserves the preceding draft; Clear master removes it and prevents pending results from restoring it.</w:t>
+        <w:t>Upload DOCX, text-based PDF, UTF-8 TXT or RTF. Limits are 10 MB, 30 PDF pages and 200,000 extracted characters. Convert older .doc files, remove PDF passwords and use text copies of scans. Uploads save automatically when required facts are recognized. View uploaded resume text is read-only. Correct the original file and reupload if parsing misses facts. Clear Master Resume deletes the master and current output, cancels pending imports and stays blank after reopening; saved versions remain separate.</w:t>
       </w:r>
     </w:p>
     <w:p>
       <w:r>
-        <w:t>For PDF failures, check local vendor/pdfjs/pdf.mjs, pdf.worker.mjs and standard_fonts assets, module MIME types and worker policy. For DOCX, check vendor/jszip.min.js. Readers load on demand without uploading resume contents. Modern browser file pickers may show cloud providers; the selected file must be downloadable by the browser. If a reader is unsupported or blocked, use TXT or manual entry. Native Safari, Chrome, mobile and assistive-technology upload interactions require real-device checks.</w:t>
+        <w:t>For PDF failures, check local PDF.js modules, standard fonts, MIME types and worker policy. For DOCX, check JSZip. Readers do not upload resume contents. A cloud-picked file must be downloadable by the browser. If a reader fails, use TXT or RTF. Word and PDF styling is detected conservatively; missing fonts use compatible replacements. Native Safari, Chrome, mobile and assistive-technology upload interactions still require real-device checks.</w:t>
       </w:r>
     </w:p>
     <w:p>
@@ -1950,7 +1950,7 @@
     </w:p>
     <w:p>
       <w:r>
-        <w:t>Acceptance check: use a real phone keyboard in every editor, add/remove master entries, rotate the device, zoom, inspect long text and filenames, open all dialogs, and operate the review tabs with keyboard and screen reader. Test VoiceOver on Safari, TalkBack on Android, and a desktop screen reader such as NVDA with the supported browsers.</w:t>
+        <w:t>Acceptance check: use a real phone keyboard in tailored editors, upload and clear a master, rotate the device, zoom, inspect long text and filenames, open dialogs and use review tabs by keyboard and screen reader. Test VoiceOver on Safari, TalkBack on Android and a desktop screen reader with supported browsers.</w:t>
       </w:r>
     </w:p>
     <w:p>
@@ -1964,7 +1964,7 @@
     </w:p>
     <w:p>
       <w:r>
-        <w:t>Automated evidence for this release is 119 passing tests, including upload, save, clear and real Word/PDF extraction checks. Actual device rendering, native save/share experiences, assistive technology, and uploads into the listed ATS systems remain unverified. Record results before advertising complete compatibility or accessibility conformance.</w:t>
+        <w:t>Automated evidence for this release is 124 passing tests, including upload, save, clear and real Word/PDF extraction checks. Actual device rendering, native save/share experiences, assistive technology, and uploads into the listed ATS systems remain unverified. Record results before advertising complete compatibility or accessibility conformance.</w:t>
       </w:r>
     </w:p>
     <w:tbl>

--- a/docs/Le_Resume_Studio_Web_Mobile_Browser_Guide.docx
+++ b/docs/Le_Resume_Studio_Web_Mobile_Browser_Guide.docx
@@ -20,7 +20,7 @@
     </w:p>
     <w:p>
       <w:r>
-        <w:t>October 12 2026  |  Published app version 16</w:t>
+        <w:t>October 12 2026  |  Published app version 17</w:t>
       </w:r>
     </w:p>
     <w:p>
@@ -1037,7 +1037,7 @@
     </w:p>
     <w:p>
       <w:r>
-        <w:t>Upload DOCX, text-based PDF, UTF-8 TXT or RTF. Limits are 10 MB, 30 PDF pages and 200,000 extracted characters. Convert older .doc files, remove PDF passwords and use text copies of scans. Uploads save automatically when required facts are recognized. View uploaded resume text is read-only. Correct the original file and reupload if parsing misses facts. Clear Master Resume deletes the master and current output, cancels pending imports and stays blank after reopening; saved versions remain separate.</w:t>
+        <w:t>Upload DOCX, text-based PDF, UTF-8 TXT or RTF. Limits are 10 MB, 30 PDF pages and 200,000 extracted characters. Convert older .doc files, remove PDF passwords and use text copies of scans. Uploads save automatically when required facts are recognized. View uploaded resume text is read-only. Correct the original file and reupload if parsing misses facts; the same filename and applicant name are accepted on every attempt. Clear Master Resume deletes the master and current output, cancels pending imports and stays blank after reopening; saved versions remain separate.</w:t>
       </w:r>
     </w:p>
     <w:p>
@@ -1964,7 +1964,7 @@
     </w:p>
     <w:p>
       <w:r>
-        <w:t>Automated evidence for this release is 124 passing tests, including upload, save, clear and real Word/PDF extraction checks. Actual device rendering, native save/share experiences, assistive technology, and uploads into the listed ATS systems remain unverified. Record results before advertising complete compatibility or accessibility conformance.</w:t>
+        <w:t>Automated evidence for this release is 126 passing tests, including upload, repeated same-file selection, clear and real Word/PDF extraction checks. Actual device rendering, native save/share experiences, assistive technology, and uploads into the listed ATS systems remain unverified. Record results before advertising complete compatibility or accessibility conformance.</w:t>
       </w:r>
     </w:p>
     <w:tbl>

--- a/docs/Le_Resume_Studio_Web_Mobile_Browser_Guide.docx
+++ b/docs/Le_Resume_Studio_Web_Mobile_Browser_Guide.docx
@@ -20,7 +20,7 @@
     </w:p>
     <w:p>
       <w:r>
-        <w:t>October 12 2026  |  Published app version 17</w:t>
+        <w:t>October 14 2026  |  Published app version 18</w:t>
       </w:r>
     </w:p>
     <w:p>
@@ -1037,7 +1037,7 @@
     </w:p>
     <w:p>
       <w:r>
-        <w:t>Upload DOCX, text-based PDF, UTF-8 TXT or RTF. Limits are 10 MB, 30 PDF pages and 200,000 extracted characters. Convert older .doc files, remove PDF passwords and use text copies of scans. Uploads save automatically when required facts are recognized. View uploaded resume text is read-only. Correct the original file and reupload if parsing misses facts; the same filename and applicant name are accepted on every attempt. Clear Master Resume deletes the master and current output, cancels pending imports and stays blank after reopening; saved versions remain separate.</w:t>
+        <w:t>Upload DOCX, text-based PDF, UTF-8 TXT or RTF. Limits are 10 MB, 30 PDF pages and 200,000 extracted characters. Convert older .doc files, remove PDF passwords and use text copies of scans. Uploads save automatically when required facts are recognized. View uploaded resume text is read-only. Correct the original file and reupload if parsing misses facts; each successful upload must use a new filename, ignoring capitalization. Duplicate errors preserve the current master; failed uploads do not reserve names. Clear Master Resume resets filename history. Clear Master Resume deletes the master and current output, cancels pending imports and stays blank after reopening; saved versions remain separate.</w:t>
       </w:r>
     </w:p>
     <w:p>
@@ -1964,7 +1964,7 @@
     </w:p>
     <w:p>
       <w:r>
-        <w:t>Automated evidence for this release is 126 passing tests, including upload, repeated same-file selection, clear and real Word/PDF extraction checks. Actual device rendering, native save/share experiences, assistive technology, and uploads into the listed ATS systems remain unverified. Record results before advertising complete compatibility or accessibility conformance.</w:t>
+        <w:t>Automated evidence for this release is 127 passing tests, including upload, unique filename rejection and reset, clear and real Word/PDF extraction checks. Actual device rendering, native save/share experiences, assistive technology, and uploads into the listed ATS systems remain unverified. Record results before advertising complete compatibility or accessibility conformance.</w:t>
       </w:r>
     </w:p>
     <w:tbl>
@@ -2489,7 +2489,7 @@
         <w:pStyle w:val="Heading2"/>
       </w:pPr>
       <w:r>
-        <w:t>Primary references reviewed October 12 2026</w:t>
+        <w:t>Primary references reviewed October 14 2026</w:t>
       </w:r>
     </w:p>
     <w:p>

--- a/docs/Le_Resume_Studio_Web_Mobile_Browser_Guide.docx
+++ b/docs/Le_Resume_Studio_Web_Mobile_Browser_Guide.docx
@@ -20,7 +20,7 @@
     </w:p>
     <w:p>
       <w:r>
-        <w:t>October 14 2026  |  Published app version 18</w:t>
+        <w:t>October 14 2026  |  Published app version 19</w:t>
       </w:r>
     </w:p>
     <w:p>
@@ -1037,7 +1037,7 @@
     </w:p>
     <w:p>
       <w:r>
-        <w:t>Upload DOCX, text-based PDF, UTF-8 TXT or RTF. Limits are 10 MB, 30 PDF pages and 200,000 extracted characters. Convert older .doc files, remove PDF passwords and use text copies of scans. Uploads save automatically when required facts are recognized. View uploaded resume text is read-only. Correct the original file and reupload if parsing misses facts; each successful upload must use a new filename, ignoring capitalization. Duplicate errors preserve the current master; failed uploads do not reserve names. Clear Master Resume resets filename history. Clear Master Resume deletes the master and current output, cancels pending imports and stays blank after reopening; saved versions remain separate.</w:t>
+        <w:t>Upload DOCX, text-based PDF, UTF-8 TXT or RTF. Limits are 10 MB, 30 PDF pages and 200,000 extracted characters. Convert older .doc files, remove PDF passwords and use text copies of scans. Uploads save automatically without required sections, names, skills, dates or job headings. View uploaded resume text is read-only. Correct the original file and reupload if parsing misses facts; each successful upload must use a new filename, ignoring capitalization. Duplicate errors preserve the current master; failed uploads do not reserve names. Clear Master Resume resets filename history. Clear Master Resume deletes the master and current output, cancels pending imports and stays blank after reopening; saved versions remain separate.</w:t>
       </w:r>
     </w:p>
     <w:p>
@@ -1964,7 +1964,7 @@
     </w:p>
     <w:p>
       <w:r>
-        <w:t>Automated evidence for this release is 127 passing tests, including upload, unique filename rejection and reset, clear and real Word/PDF extraction checks. Actual device rendering, native save/share experiences, assistive technology, and uploads into the listed ATS systems remain unverified. Record results before advertising complete compatibility or accessibility conformance.</w:t>
+        <w:t>Automated evidence for this release is 128 passing tests, including upload, unique filename rejection and reset, clear and real Word/PDF extraction checks. Actual device rendering, native save/share experiences, assistive technology, and uploads into the listed ATS systems remain unverified. Record results before advertising complete compatibility or accessibility conformance.</w:t>
       </w:r>
     </w:p>
     <w:tbl>

--- a/docs/Le_Resume_Studio_Web_Mobile_Browser_Guide.docx
+++ b/docs/Le_Resume_Studio_Web_Mobile_Browser_Guide.docx
@@ -20,7 +20,7 @@
     </w:p>
     <w:p>
       <w:r>
-        <w:t>October 14 2026  |  Published app version 19</w:t>
+        <w:t>October 14 2026  |  Published app version 20</w:t>
       </w:r>
     </w:p>
     <w:p>
@@ -1037,7 +1037,7 @@
     </w:p>
     <w:p>
       <w:r>
-        <w:t>Upload DOCX, text-based PDF, UTF-8 TXT or RTF. Limits are 10 MB, 30 PDF pages and 200,000 extracted characters. Convert older .doc files, remove PDF passwords and use text copies of scans. Uploads save automatically without required sections, names, skills, dates or job headings. View uploaded resume text is read-only. Correct the original file and reupload if parsing misses facts; each successful upload must use a new filename, ignoring capitalization. Duplicate errors preserve the current master; failed uploads do not reserve names. Clear Master Resume resets filename history. Clear Master Resume deletes the master and current output, cancels pending imports and stays blank after reopening; saved versions remain separate.</w:t>
+        <w:t>Upload DOCX, text-based PDF, UTF-8 TXT or RTF. Limits are 10 MB, 30 PDF pages and 200,000 extracted characters. Convert older .doc files, remove PDF passwords and use text copies of scans. Uploads save automatically without required sections, names, skills, dates or job headings. The master uses section grouping like version 1; all extracted details remain read-only. Correct the original file and reupload if parsing misses facts; each successful upload must use a new filename, ignoring capitalization. Duplicate errors preserve the current master; failed uploads do not reserve names. Clear Master Resume resets filename history. Clear Master Resume immediately empties the uploaded-text, job-description, extra-keyword and copy-text boxes before saving the blank master. It shows No master resume saved, cancels pending imports and stays blank after reopening. A failed deletion remains retryable; other tabs clear their stale master. Saved versions remain separate.</w:t>
       </w:r>
     </w:p>
     <w:p>
@@ -1964,7 +1964,7 @@
     </w:p>
     <w:p>
       <w:r>
-        <w:t>Automated evidence for this release is 128 passing tests, including upload, unique filename rejection and reset, clear and real Word/PDF extraction checks. Actual device rendering, native save/share experiences, assistive technology, and uploads into the listed ATS systems remain unverified. Record results before advertising complete compatibility or accessibility conformance.</w:t>
+        <w:t>Automated evidence for this release is 132 passing tests, including upload, unique filename rejection and reset, clear and real Word/PDF extraction checks. Actual device rendering, native save/share experiences, assistive technology, and uploads into the listed ATS systems remain unverified. Record results before advertising complete compatibility or accessibility conformance.</w:t>
       </w:r>
     </w:p>
     <w:tbl>

--- a/docs/Le_Resume_Studio_Web_Mobile_Browser_Guide.docx
+++ b/docs/Le_Resume_Studio_Web_Mobile_Browser_Guide.docx
@@ -20,7 +20,7 @@
     </w:p>
     <w:p>
       <w:r>
-        <w:t>October 14 2026  |  Published app version 20</w:t>
+        <w:t>October 14 2026  |  Published app version 21</w:t>
       </w:r>
     </w:p>
     <w:p>
@@ -1037,7 +1037,7 @@
     </w:p>
     <w:p>
       <w:r>
-        <w:t>Upload DOCX, text-based PDF, UTF-8 TXT or RTF. Limits are 10 MB, 30 PDF pages and 200,000 extracted characters. Convert older .doc files, remove PDF passwords and use text copies of scans. Uploads save automatically without required sections, names, skills, dates or job headings. The master uses section grouping like version 1; all extracted details remain read-only. Correct the original file and reupload if parsing misses facts; each successful upload must use a new filename, ignoring capitalization. Duplicate errors preserve the current master; failed uploads do not reserve names. Clear Master Resume resets filename history. Clear Master Resume immediately empties the uploaded-text, job-description, extra-keyword and copy-text boxes before saving the blank master. It shows No master resume saved, cancels pending imports and stays blank after reopening. A failed deletion remains retryable; other tabs clear their stale master. Saved versions remain separate.</w:t>
+        <w:t>Upload DOCX, text-based PDF, UTF-8 TXT or RTF. Limits are 10 MB, 30 PDF pages and 200,000 extracted characters. Convert older .doc files, remove PDF passwords and use text copies of scans. Uploads save automatically without required sections, names, skills, dates or job headings. The master uses section grouping like version 1, with a separate expanded section for every role; details remain read-only. Correct the original file and reupload if parsing misses facts; each successful upload must use a new filename, ignoring capitalization. Duplicate errors preserve the current master; failed uploads do not reserve names. Clear Master Resume resets filename history. Clear Master Resume immediately empties the uploaded-text, job-description, extra-keyword and copy-text boxes before deleting the saved master record. It shows No master resume saved, cancels pending imports and stays blank after reopening. No native confirmation popup is used. Failed deletion remains retryable; other tabs clear their stale master. The app does not delete your source file on disk. Saved versions remain separate.</w:t>
       </w:r>
     </w:p>
     <w:p>
@@ -1964,7 +1964,7 @@
     </w:p>
     <w:p>
       <w:r>
-        <w:t>Automated evidence for this release is 132 passing tests, including upload, unique filename rejection and reset, clear and real Word/PDF extraction checks. Actual device rendering, native save/share experiences, assistive technology, and uploads into the listed ATS systems remain unverified. Record results before advertising complete compatibility or accessibility conformance.</w:t>
+        <w:t>Automated evidence for this release is 133 passing tests, including upload, unique filename rejection and reset, clear and real Word/PDF extraction checks. Actual device rendering, native save/share experiences, assistive technology, and uploads into the listed ATS systems remain unverified. Record results before advertising complete compatibility or accessibility conformance.</w:t>
       </w:r>
     </w:p>
     <w:tbl>

--- a/docs/Le_Resume_Studio_Web_Mobile_Browser_Guide.docx
+++ b/docs/Le_Resume_Studio_Web_Mobile_Browser_Guide.docx
@@ -20,7 +20,7 @@
     </w:p>
     <w:p>
       <w:r>
-        <w:t>October 14 2026  |  Published app version 21</w:t>
+        <w:t>October 14 2026  |  Published app version 22</w:t>
       </w:r>
     </w:p>
     <w:p>
@@ -1037,7 +1037,7 @@
     </w:p>
     <w:p>
       <w:r>
-        <w:t>Upload DOCX, text-based PDF, UTF-8 TXT or RTF. Limits are 10 MB, 30 PDF pages and 200,000 extracted characters. Convert older .doc files, remove PDF passwords and use text copies of scans. Uploads save automatically without required sections, names, skills, dates or job headings. The master uses section grouping like version 1, with a separate expanded section for every role; details remain read-only. Correct the original file and reupload if parsing misses facts; each successful upload must use a new filename, ignoring capitalization. Duplicate errors preserve the current master; failed uploads do not reserve names. Clear Master Resume resets filename history. Clear Master Resume immediately empties the uploaded-text, job-description, extra-keyword and copy-text boxes before deleting the saved master record. It shows No master resume saved, cancels pending imports and stays blank after reopening. No native confirmation popup is used. Failed deletion remains retryable; other tabs clear their stale master. The app does not delete your source file on disk. Saved versions remain separate.</w:t>
+        <w:t>Upload DOCX, text-based PDF, UTF-8 TXT or RTF. Limits are 10 MB, 30 PDF pages and 200,000 extracted characters. Convert older .doc files, remove PDF passwords and use text copies of scans. Uploads save automatically without required sections, names, skills, dates or job headings. The master has a separate expanded section for every parsed role. Compare it with the source file. Two-line combined job headings are supported; details remain read-only. Correct the original file and reupload if parsing misses facts; each successful upload must use a new filename, ignoring capitalization. Duplicate errors preserve the current master; failed uploads do not reserve names. Clear Master Resume resets filename history. Clear Master Resume immediately empties the uploaded-text, job-description, extra-keyword and copy-text boxes before deleting the saved master record. It shows No master resume saved, cancels pending imports and stays blank after reopening. No native confirmation popup is used. Failed deletion remains retryable; other tabs clear their stale master. The app does not delete your source file on disk. Saved versions remain separate.</w:t>
       </w:r>
     </w:p>
     <w:p>
@@ -1964,7 +1964,7 @@
     </w:p>
     <w:p>
       <w:r>
-        <w:t>Automated evidence for this release is 133 passing tests, including upload, unique filename rejection and reset, clear and real Word/PDF extraction checks. Actual device rendering, native save/share experiences, assistive technology, and uploads into the listed ATS systems remain unverified. Record results before advertising complete compatibility or accessibility conformance.</w:t>
+        <w:t>All 138 automated checks pass, covering job retention in Word/PDF/TXT, combined headings, truthful keyword support, uploads, unique filenames, deletion and extraction. Actual device rendering, native save/share, assistive technology and ATS uploads remain unverified. Record those results before claiming compatibility or accessibility conformance.</w:t>
       </w:r>
     </w:p>
     <w:tbl>
